--- a/submission/TaskB_Incident_Report.docx
+++ b/submission/TaskB_Incident_Report.docx
@@ -2,204 +2,103 @@
 <file path=word/document.xml><?xml version="1.0" encoding="utf-8"?>
 <w:document xmlns:wpc="http://schemas.microsoft.com/office/word/2010/wordprocessingCanvas" xmlns:mo="http://schemas.microsoft.com/office/mac/office/2008/main" xmlns:mc="http://schemas.openxmlformats.org/markup-compatibility/2006" xmlns:mv="urn:schemas-microsoft-com:mac:vml" xmlns:o="urn:schemas-microsoft-com:office:office" xmlns:r="http://schemas.openxmlformats.org/officeDocument/2006/relationships" xmlns:m="http://schemas.openxmlformats.org/officeDocument/2006/math" xmlns:v="urn:schemas-microsoft-com:vml" xmlns:wp14="http://schemas.microsoft.com/office/word/2010/wordprocessingDrawing" xmlns:wp="http://schemas.openxmlformats.org/drawingml/2006/wordprocessingDrawing" xmlns:w10="urn:schemas-microsoft-com:office:word" xmlns:w="http://schemas.openxmlformats.org/wordprocessingml/2006/main" xmlns:w14="http://schemas.microsoft.com/office/word/2010/wordml" xmlns:wpg="http://schemas.microsoft.com/office/word/2010/wordprocessingGroup" xmlns:wpi="http://schemas.microsoft.com/office/word/2010/wordprocessingInk" xmlns:wne="http://schemas.microsoft.com/office/word/2006/wordml" xmlns:wps="http://schemas.microsoft.com/office/word/2010/wordprocessingShape" mc:Ignorable="w14 wp14">
   <w:body>
-    <w:tbl>
-      <w:tblPr>
-        <w:tblW w:type="auto" w:w="0"/>
-        <w:jc w:val="center"/>
-        <w:tblLook w:firstColumn="1" w:firstRow="1" w:lastColumn="0" w:lastRow="0" w:noHBand="0" w:noVBand="1" w:val="04A0"/>
-      </w:tblPr>
-      <w:tblGrid>
-        <w:gridCol w:w="9412"/>
-      </w:tblGrid>
-      <w:tr>
-        <w:tc>
-          <w:tcPr>
-            <w:tcW w:type="dxa" w:w="9412"/>
-            <w:shd w:val="clear" w:color="auto" w:fill="14213D"/>
-            <w:tcMar>
-              <w:top w:w="340" w:type="dxa"/>
-              <w:left w:w="340" w:type="dxa"/>
-              <w:bottom w:w="340" w:type="dxa"/>
-              <w:right w:w="340" w:type="dxa"/>
-            </w:tcMar>
-          </w:tcPr>
-          <w:p>
-            <w:r>
-              <w:rPr>
-                <w:b/>
-                <w:color w:val="E9A23B"/>
-                <w:sz w:val="22"/>
-              </w:rPr>
-              <w:t>TASK B · L2 SUPPORT ENGINEER ASSESSMENT</w:t>
-            </w:r>
-          </w:p>
-          <w:p>
-            <w:r>
-              <w:rPr>
-                <w:b/>
-                <w:color w:val="FFFFFF"/>
-                <w:sz w:val="56"/>
-              </w:rPr>
-              <w:t>On-call incident: API error rate 0.2 % → 7 %</w:t>
-            </w:r>
-          </w:p>
-          <w:p>
-            <w:r>
-              <w:rPr>
-                <w:color w:val="DDE3EC"/>
-                <w:sz w:val="26"/>
-              </w:rPr>
-              <w:t>Investigation plan, escalation decision at T+30 and three preventive improvements</w:t>
-            </w:r>
-          </w:p>
-        </w:tc>
-      </w:tr>
-    </w:tbl>
-    <w:p/>
-    <w:tbl>
-      <w:tblPr>
-        <w:tblStyle w:val="TableGrid"/>
-        <w:tblW w:type="auto" w:w="0"/>
-        <w:tblLayout w:type="fixed"/>
-        <w:tblLook w:firstColumn="1" w:firstRow="1" w:lastColumn="0" w:lastRow="0" w:noHBand="0" w:noVBand="1" w:val="04A0"/>
-        <w:tblLayout w:type="fixed"/>
-      </w:tblPr>
-      <w:tblGrid>
-        <w:gridCol w:w="2551"/>
-        <w:gridCol w:w="6860"/>
-      </w:tblGrid>
-      <w:tr>
-        <w:tc>
-          <w:tcPr>
-            <w:tcW w:type="dxa" w:w="2551"/>
-            <w:shd w:val="clear" w:color="auto" w:fill="F4F6FA"/>
-          </w:tcPr>
-          <w:p>
-            <w:r>
-              <w:rPr>
-                <w:b/>
-              </w:rPr>
-              <w:t>Alert</w:t>
-            </w:r>
-          </w:p>
-        </w:tc>
-        <w:tc>
-          <w:tcPr>
-            <w:tcW w:type="dxa" w:w="6860"/>
-          </w:tcPr>
-          <w:p>
-            <w:r>
-              <w:t>14:02 — API error rate jumps from 0.2 % to 7 %</w:t>
-            </w:r>
-          </w:p>
-        </w:tc>
-      </w:tr>
-      <w:tr>
-        <w:tc>
-          <w:tcPr>
-            <w:tcW w:type="dxa" w:w="2551"/>
-            <w:shd w:val="clear" w:color="auto" w:fill="F4F6FA"/>
-          </w:tcPr>
-          <w:p>
-            <w:r>
-              <w:rPr>
-                <w:b/>
-              </w:rPr>
-              <w:t>Signals</w:t>
-            </w:r>
-          </w:p>
-        </w:tc>
-        <w:tc>
-          <w:tcPr>
-            <w:tcW w:type="dxa" w:w="6860"/>
-          </w:tcPr>
-          <w:p>
-            <w:r>
-              <w:t>2 of 5 instances at 95 % CPU; no deploy in 24 h; normal traffic</w:t>
-            </w:r>
-          </w:p>
-        </w:tc>
-      </w:tr>
-      <w:tr>
-        <w:tc>
-          <w:tcPr>
-            <w:tcW w:type="dxa" w:w="2551"/>
-            <w:shd w:val="clear" w:color="auto" w:fill="F4F6FA"/>
-          </w:tcPr>
-          <w:p>
-            <w:r>
-              <w:rPr>
-                <w:b/>
-              </w:rPr>
-              <w:t>Customer</w:t>
-            </w:r>
-          </w:p>
-        </w:tc>
-        <w:tc>
-          <w:tcPr>
-            <w:tcW w:type="dxa" w:w="6860"/>
-          </w:tcPr>
-          <w:p>
-            <w:r>
-              <w:t>One enterprise customer reports intermittent 502s</w:t>
-            </w:r>
-          </w:p>
-        </w:tc>
-      </w:tr>
-      <w:tr>
-        <w:tc>
-          <w:tcPr>
-            <w:tcW w:type="dxa" w:w="2551"/>
-            <w:shd w:val="clear" w:color="auto" w:fill="F4F6FA"/>
-          </w:tcPr>
-          <w:p>
-            <w:r>
-              <w:rPr>
-                <w:b/>
-              </w:rPr>
-              <w:t>Logs</w:t>
-            </w:r>
-          </w:p>
-        </w:tc>
-        <w:tc>
-          <w:tcPr>
-            <w:tcW w:type="dxa" w:w="6860"/>
-          </w:tcPr>
-          <w:p>
-            <w:r>
-              <w:t>502 after ~5.1–5.3 s; retries; pool 100 active / 0 idle; 4,800 ms query; /api/health 200 in 8 ms</w:t>
-            </w:r>
-          </w:p>
-        </w:tc>
-      </w:tr>
-      <w:tr>
-        <w:tc>
-          <w:tcPr>
-            <w:tcW w:type="dxa" w:w="2551"/>
-            <w:shd w:val="clear" w:color="auto" w:fill="F4F6FA"/>
-          </w:tcPr>
-          <w:p>
-            <w:r>
-              <w:rPr>
-                <w:b/>
-              </w:rPr>
-              <w:t>Path</w:t>
-            </w:r>
-          </w:p>
-        </w:tc>
-        <w:tc>
-          <w:tcPr>
-            <w:tcW w:type="dxa" w:w="6860"/>
-          </w:tcPr>
-          <w:p>
-            <w:r>
-              <w:t>API → internal service → database</w:t>
-            </w:r>
-          </w:p>
-        </w:tc>
-      </w:tr>
-    </w:tbl>
-    <w:p/>
+    <w:p>
+      <w:r>
+        <w:rPr>
+          <w:color w:val="5C677D"/>
+          <w:sz w:val="22"/>
+        </w:rPr>
+        <w:t>Task B · L2 Support Engineer assessment</w:t>
+      </w:r>
+    </w:p>
+    <w:p>
+      <w:r>
+        <w:rPr>
+          <w:b/>
+          <w:sz w:val="48"/>
+        </w:rPr>
+        <w:t>On-call incident: API error rate 0.2 % → 7 %</w:t>
+      </w:r>
+    </w:p>
+    <w:p>
+      <w:r>
+        <w:rPr>
+          <w:i/>
+          <w:sz w:val="24"/>
+        </w:rPr>
+        <w:t>Investigation plan, escalation decision at T+30 and three preventive improvements</w:t>
+      </w:r>
+    </w:p>
+    <w:p>
+      <w:r>
+        <w:rPr>
+          <w:b/>
+        </w:rPr>
+        <w:t xml:space="preserve">Alert: </w:t>
+      </w:r>
+      <w:r>
+        <w:rPr>
+          <w:i w:val="0"/>
+        </w:rPr>
+        <w:t>14:02 — API error rate jumps from 0.2 % to 7 %</w:t>
+      </w:r>
+    </w:p>
+    <w:p>
+      <w:r>
+        <w:rPr>
+          <w:b/>
+        </w:rPr>
+        <w:t xml:space="preserve">Signals: </w:t>
+      </w:r>
+      <w:r>
+        <w:rPr>
+          <w:i w:val="0"/>
+        </w:rPr>
+        <w:t>2 of 5 instances at 95 % CPU; no deploy in 24 h; normal traffic</w:t>
+      </w:r>
+    </w:p>
+    <w:p>
+      <w:r>
+        <w:rPr>
+          <w:b/>
+        </w:rPr>
+        <w:t xml:space="preserve">Customer: </w:t>
+      </w:r>
+      <w:r>
+        <w:rPr>
+          <w:i w:val="0"/>
+        </w:rPr>
+        <w:t>One enterprise customer reports intermittent 502s</w:t>
+      </w:r>
+    </w:p>
+    <w:p>
+      <w:r>
+        <w:rPr>
+          <w:b/>
+        </w:rPr>
+        <w:t xml:space="preserve">Logs: </w:t>
+      </w:r>
+      <w:r>
+        <w:rPr>
+          <w:i w:val="0"/>
+        </w:rPr>
+        <w:t>502 after ~5.1–5.3 s; retries; pool 100 active / 0 idle; 4,800 ms query; /api/health 200 in 8 ms</w:t>
+      </w:r>
+    </w:p>
+    <w:p>
+      <w:r>
+        <w:rPr>
+          <w:b/>
+        </w:rPr>
+        <w:t xml:space="preserve">Path: </w:t>
+      </w:r>
+      <w:r>
+        <w:rPr>
+          <w:i w:val="0"/>
+        </w:rPr>
+        <w:t>API → internal service → database</w:t>
+      </w:r>
+    </w:p>
     <w:p>
       <w:r>
         <w:rPr>
@@ -207,11 +106,6 @@
           <w:color w:val="5C677D"/>
         </w:rPr>
         <w:t>Irakli — L2 Support Engineer candidate · 18 October 2026</w:t>
-      </w:r>
-    </w:p>
-    <w:p>
-      <w:r>
-        <w:br w:type="page"/>
       </w:r>
     </w:p>
     <w:p>
@@ -230,269 +124,12 @@
         <w:t>My reading of the evidence before touching anything: the API is not broken on its own. The 502s land just after a 5-second upstream timeout, which means the API is giving up on something downstream. The internal service's database pool is fully used with nothing idle, and a query that should take milliseconds is taking 4.8 seconds. A slow query holding connections, amplified by retries, is the most likely story. The green health check is not evidence of health, because it never touches the database.</w:t>
       </w:r>
     </w:p>
-    <w:tbl>
-      <w:tblPr>
-        <w:tblW w:type="auto" w:w="0"/>
-        <w:jc w:val="center"/>
-        <w:tblLayout w:type="fixed"/>
-        <w:tblLook w:firstColumn="1" w:firstRow="1" w:lastColumn="0" w:lastRow="0" w:noHBand="0" w:noVBand="1" w:val="04A0"/>
-        <w:tblLayout w:type="fixed"/>
-      </w:tblPr>
-      <w:tblGrid>
-        <w:gridCol w:w="1882"/>
-        <w:gridCol w:w="1882"/>
-        <w:gridCol w:w="1882"/>
-        <w:gridCol w:w="1882"/>
-        <w:gridCol w:w="1882"/>
-      </w:tblGrid>
-      <w:tr>
-        <w:tc>
-          <w:tcPr>
-            <w:tcW w:type="dxa" w:w="1882"/>
-            <w:shd w:val="clear" w:color="auto" w:fill="E76F51"/>
-            <w:tcMar>
-              <w:top w:w="141" w:type="dxa"/>
-              <w:left w:w="141" w:type="dxa"/>
-              <w:bottom w:w="141" w:type="dxa"/>
-              <w:right w:w="141" w:type="dxa"/>
-            </w:tcMar>
-          </w:tcPr>
-          <w:p>
-            <w:pPr>
-              <w:jc w:val="center"/>
-            </w:pPr>
-            <w:r>
-              <w:rPr>
-                <w:b/>
-                <w:color w:val="FFFFFF"/>
-                <w:sz w:val="36"/>
-              </w:rPr>
-              <w:t>7 %</w:t>
-            </w:r>
-          </w:p>
-          <w:p>
-            <w:pPr>
-              <w:jc w:val="center"/>
-            </w:pPr>
-            <w:r>
-              <w:rPr>
-                <w:color w:val="FFFFFF"/>
-                <w:sz w:val="17"/>
-              </w:rPr>
-              <w:t>error rate (from 0.2 %)</w:t>
-            </w:r>
-          </w:p>
-        </w:tc>
-        <w:tc>
-          <w:tcPr>
-            <w:tcW w:type="dxa" w:w="1882"/>
-            <w:shd w:val="clear" w:color="auto" w:fill="E9A23B"/>
-            <w:tcMar>
-              <w:top w:w="141" w:type="dxa"/>
-              <w:left w:w="141" w:type="dxa"/>
-              <w:bottom w:w="141" w:type="dxa"/>
-              <w:right w:w="141" w:type="dxa"/>
-            </w:tcMar>
-          </w:tcPr>
-          <w:p>
-            <w:pPr>
-              <w:jc w:val="center"/>
-            </w:pPr>
-            <w:r>
-              <w:rPr>
-                <w:b/>
-                <w:color w:val="FFFFFF"/>
-                <w:sz w:val="36"/>
-              </w:rPr>
-              <w:t>5 s</w:t>
-            </w:r>
-          </w:p>
-          <w:p>
-            <w:pPr>
-              <w:jc w:val="center"/>
-            </w:pPr>
-            <w:r>
-              <w:rPr>
-                <w:color w:val="FFFFFF"/>
-                <w:sz w:val="17"/>
-              </w:rPr>
-              <w:t>upstream timeout hit</w:t>
-            </w:r>
-          </w:p>
-        </w:tc>
-        <w:tc>
-          <w:tcPr>
-            <w:tcW w:type="dxa" w:w="1882"/>
-            <w:shd w:val="clear" w:color="auto" w:fill="E76F51"/>
-            <w:tcMar>
-              <w:top w:w="141" w:type="dxa"/>
-              <w:left w:w="141" w:type="dxa"/>
-              <w:bottom w:w="141" w:type="dxa"/>
-              <w:right w:w="141" w:type="dxa"/>
-            </w:tcMar>
-          </w:tcPr>
-          <w:p>
-            <w:pPr>
-              <w:jc w:val="center"/>
-            </w:pPr>
-            <w:r>
-              <w:rPr>
-                <w:b/>
-                <w:color w:val="FFFFFF"/>
-                <w:sz w:val="36"/>
-              </w:rPr>
-              <w:t>100/100</w:t>
-            </w:r>
-          </w:p>
-          <w:p>
-            <w:pPr>
-              <w:jc w:val="center"/>
-            </w:pPr>
-            <w:r>
-              <w:rPr>
-                <w:color w:val="FFFFFF"/>
-                <w:sz w:val="17"/>
-              </w:rPr>
-              <w:t>pool connections busy</w:t>
-            </w:r>
-          </w:p>
-        </w:tc>
-        <w:tc>
-          <w:tcPr>
-            <w:tcW w:type="dxa" w:w="1882"/>
-            <w:shd w:val="clear" w:color="auto" w:fill="14213D"/>
-            <w:tcMar>
-              <w:top w:w="141" w:type="dxa"/>
-              <w:left w:w="141" w:type="dxa"/>
-              <w:bottom w:w="141" w:type="dxa"/>
-              <w:right w:w="141" w:type="dxa"/>
-            </w:tcMar>
-          </w:tcPr>
-          <w:p>
-            <w:pPr>
-              <w:jc w:val="center"/>
-            </w:pPr>
-            <w:r>
-              <w:rPr>
-                <w:b/>
-                <w:color w:val="FFFFFF"/>
-                <w:sz w:val="36"/>
-              </w:rPr>
-              <w:t>4.8 s</w:t>
-            </w:r>
-          </w:p>
-          <w:p>
-            <w:pPr>
-              <w:jc w:val="center"/>
-            </w:pPr>
-            <w:r>
-              <w:rPr>
-                <w:color w:val="FFFFFF"/>
-                <w:sz w:val="17"/>
-              </w:rPr>
-              <w:t>slow query</w:t>
-            </w:r>
-          </w:p>
-        </w:tc>
-        <w:tc>
-          <w:tcPr>
-            <w:tcW w:type="dxa" w:w="1882"/>
-            <w:shd w:val="clear" w:color="auto" w:fill="0F8B8D"/>
-            <w:tcMar>
-              <w:top w:w="141" w:type="dxa"/>
-              <w:left w:w="141" w:type="dxa"/>
-              <w:bottom w:w="141" w:type="dxa"/>
-              <w:right w:w="141" w:type="dxa"/>
-            </w:tcMar>
-          </w:tcPr>
-          <w:p>
-            <w:pPr>
-              <w:jc w:val="center"/>
-            </w:pPr>
-            <w:r>
-              <w:rPr>
-                <w:b/>
-                <w:color w:val="FFFFFF"/>
-                <w:sz w:val="36"/>
-              </w:rPr>
-              <w:t>T+30</w:t>
-            </w:r>
-          </w:p>
-          <w:p>
-            <w:pPr>
-              <w:jc w:val="center"/>
-            </w:pPr>
-            <w:r>
-              <w:rPr>
-                <w:color w:val="FFFFFF"/>
-                <w:sz w:val="17"/>
-              </w:rPr>
-              <w:t>escalate</w:t>
-            </w:r>
-          </w:p>
-        </w:tc>
-      </w:tr>
-    </w:tbl>
-    <w:p/>
     <w:p>
-      <w:pPr>
-        <w:keepNext/>
-        <w:jc w:val="center"/>
-      </w:pPr>
-      <w:r>
-        <w:drawing>
-          <wp:inline xmlns:a="http://schemas.openxmlformats.org/drawingml/2006/main" xmlns:pic="http://schemas.openxmlformats.org/drawingml/2006/picture">
-            <wp:extent cx="5760000" cy="2470236"/>
-            <wp:docPr id="1" name="Picture 1"/>
-            <wp:cNvGraphicFramePr>
-              <a:graphicFrameLocks noChangeAspect="1"/>
-            </wp:cNvGraphicFramePr>
-            <a:graphic>
-              <a:graphicData uri="http://schemas.openxmlformats.org/drawingml/2006/picture">
-                <pic:pic>
-                  <pic:nvPicPr>
-                    <pic:cNvPr id="0" name="call_path.png"/>
-                    <pic:cNvPicPr/>
-                  </pic:nvPicPr>
-                  <pic:blipFill>
-                    <a:blip r:embed="rId9"/>
-                    <a:stretch>
-                      <a:fillRect/>
-                    </a:stretch>
-                  </pic:blipFill>
-                  <pic:spPr>
-                    <a:xfrm>
-                      <a:off x="0" y="0"/>
-                      <a:ext cx="5760000" cy="2470236"/>
-                    </a:xfrm>
-                    <a:prstGeom prst="rect"/>
-                  </pic:spPr>
-                </pic:pic>
-              </a:graphicData>
-            </a:graphic>
-          </wp:inline>
-        </w:drawing>
-      </w:r>
-    </w:p>
-    <w:p>
-      <w:pPr>
-        <w:jc w:val="center"/>
-      </w:pPr>
       <w:r>
         <w:rPr>
-          <w:b/>
-          <w:color w:val="0F8B8D"/>
-          <w:sz w:val="19"/>
+          <w:i w:val="0"/>
         </w:rPr>
-        <w:t xml:space="preserve">Figure 1. </w:t>
-      </w:r>
-      <w:r>
-        <w:rPr>
-          <w:i/>
-          <w:color w:val="5C677D"/>
-          <w:sz w:val="19"/>
-        </w:rPr>
-        <w:t>Every symptom from the scenario placed on the call path.</w:t>
+        <w:t>Placed on the call path, the symptoms line up. The client sees 502s after 5.1–5.3 s. At the API, two of five instances run at 95 % CPU while /api/health answers 200 in 8 ms without touching the database. The internal service retries, its pool shows 100 active and 0 idle connections and logs 'context deadline exceeded'. The database has a query taking 4,800 ms. The timeouts surface at the API, but the waiting happens downstream.</w:t>
       </w:r>
     </w:p>
     <w:p>
@@ -919,64 +556,11 @@
       </w:r>
     </w:p>
     <w:p>
-      <w:pPr>
-        <w:keepNext/>
-        <w:jc w:val="center"/>
-      </w:pPr>
-      <w:r>
-        <w:drawing>
-          <wp:inline xmlns:a="http://schemas.openxmlformats.org/drawingml/2006/main" xmlns:pic="http://schemas.openxmlformats.org/drawingml/2006/picture">
-            <wp:extent cx="5760000" cy="2412721"/>
-            <wp:docPr id="2" name="Picture 2"/>
-            <wp:cNvGraphicFramePr>
-              <a:graphicFrameLocks noChangeAspect="1"/>
-            </wp:cNvGraphicFramePr>
-            <a:graphic>
-              <a:graphicData uri="http://schemas.openxmlformats.org/drawingml/2006/picture">
-                <pic:pic>
-                  <pic:nvPicPr>
-                    <pic:cNvPr id="0" name="first_30_minutes.png"/>
-                    <pic:cNvPicPr/>
-                  </pic:nvPicPr>
-                  <pic:blipFill>
-                    <a:blip r:embed="rId10"/>
-                    <a:stretch>
-                      <a:fillRect/>
-                    </a:stretch>
-                  </pic:blipFill>
-                  <pic:spPr>
-                    <a:xfrm>
-                      <a:off x="0" y="0"/>
-                      <a:ext cx="5760000" cy="2412721"/>
-                    </a:xfrm>
-                    <a:prstGeom prst="rect"/>
-                  </pic:spPr>
-                </pic:pic>
-              </a:graphicData>
-            </a:graphic>
-          </wp:inline>
-        </w:drawing>
-      </w:r>
-    </w:p>
-    <w:p>
-      <w:pPr>
-        <w:jc w:val="center"/>
-      </w:pPr>
       <w:r>
         <w:rPr>
-          <w:b/>
-          <w:color w:val="0F8B8D"/>
-          <w:sz w:val="19"/>
+          <w:i w:val="0"/>
         </w:rPr>
-        <w:t xml:space="preserve">Figure 2. </w:t>
-      </w:r>
-      <w:r>
-        <w:rPr>
-          <w:i/>
-          <w:color w:val="5C677D"/>
-          <w:sz w:val="19"/>
-        </w:rPr>
-        <w:t>How the first thirty minutes overlap.</w:t>
+        <w:t>The steps overlap rather than run strictly one after another: scoping runs from minute 2 to 8, walking the chain from 8 to 20, mitigation from about 12 to 25, and from minute 15 I start preparing the escalation so it is ready at T+30.</w:t>
       </w:r>
     </w:p>
     <w:p>
@@ -1022,64 +606,17 @@
       </w:r>
     </w:p>
     <w:p>
-      <w:pPr>
-        <w:keepNext/>
-        <w:jc w:val="center"/>
-      </w:pPr>
-      <w:r>
-        <w:drawing>
-          <wp:inline xmlns:a="http://schemas.openxmlformats.org/drawingml/2006/main" xmlns:pic="http://schemas.openxmlformats.org/drawingml/2006/picture">
-            <wp:extent cx="5760000" cy="2941615"/>
-            <wp:docPr id="3" name="Picture 3"/>
-            <wp:cNvGraphicFramePr>
-              <a:graphicFrameLocks noChangeAspect="1"/>
-            </wp:cNvGraphicFramePr>
-            <a:graphic>
-              <a:graphicData uri="http://schemas.openxmlformats.org/drawingml/2006/picture">
-                <pic:pic>
-                  <pic:nvPicPr>
-                    <pic:cNvPr id="0" name="pool_capacity.png"/>
-                    <pic:cNvPicPr/>
-                  </pic:nvPicPr>
-                  <pic:blipFill>
-                    <a:blip r:embed="rId11"/>
-                    <a:stretch>
-                      <a:fillRect/>
-                    </a:stretch>
-                  </pic:blipFill>
-                  <pic:spPr>
-                    <a:xfrm>
-                      <a:off x="0" y="0"/>
-                      <a:ext cx="5760000" cy="2941615"/>
-                    </a:xfrm>
-                    <a:prstGeom prst="rect"/>
-                  </pic:spPr>
-                </pic:pic>
-              </a:graphicData>
-            </a:graphic>
-          </wp:inline>
-        </w:drawing>
-      </w:r>
-    </w:p>
-    <w:p>
-      <w:pPr>
-        <w:jc w:val="center"/>
-      </w:pPr>
       <w:r>
         <w:rPr>
           <w:b/>
-          <w:color w:val="0F8B8D"/>
-          <w:sz w:val="19"/>
         </w:rPr>
-        <w:t xml:space="preserve">Figure 3. </w:t>
+        <w:t xml:space="preserve">Why one slow query is enough. </w:t>
       </w:r>
       <w:r>
         <w:rPr>
-          <w:i/>
-          <w:color w:val="5C677D"/>
-          <w:sz w:val="19"/>
+          <w:i w:val="0"/>
         </w:rPr>
-        <w:t>Why one slow query is enough: a pool's throughput is its size divided by how long each query holds a connection (Little's law).</w:t>
+        <w:t>A pool can serve at most its size divided by how long each query holds a connection (Little's law). With 100 connections and 50 ms queries that is about 2,000 queries per second; at 4.8 s it drops to about 21. A handful of slow queries therefore starves every other request of a connection, which is why one slow query is enough to explain the whole picture. These numbers are illustrative arithmetic from the scenario, not measurements.</w:t>
       </w:r>
     </w:p>
     <w:p>
@@ -1929,55 +1466,20 @@
       </w:tr>
     </w:tbl>
     <w:p/>
-    <w:tbl>
-      <w:tblPr>
-        <w:tblW w:type="auto" w:w="0"/>
-        <w:jc w:val="center"/>
-        <w:tblLayout w:type="fixed"/>
-        <w:tblLook w:firstColumn="1" w:firstRow="1" w:lastColumn="0" w:lastRow="0" w:noHBand="0" w:noVBand="1" w:val="04A0"/>
-        <w:tblLayout w:type="fixed"/>
-      </w:tblPr>
-      <w:tblGrid>
-        <w:gridCol w:w="9411"/>
-      </w:tblGrid>
-      <w:tr>
-        <w:trPr>
-          <w:cantSplit/>
-        </w:trPr>
-        <w:tc>
-          <w:tcPr>
-            <w:tcW w:type="dxa" w:w="9411"/>
-            <w:shd w:val="clear" w:color="auto" w:fill="0F8B8D"/>
-            <w:tcMar>
-              <w:top w:w="198" w:type="dxa"/>
-              <w:left w:w="198" w:type="dxa"/>
-              <w:bottom w:w="198" w:type="dxa"/>
-              <w:right w:w="198" w:type="dxa"/>
-            </w:tcMar>
-          </w:tcPr>
-          <w:p>
-            <w:r>
-              <w:rPr>
-                <w:b/>
-                <w:color w:val="FFFFFF"/>
-                <w:sz w:val="24"/>
-              </w:rPr>
-              <w:t>Quantifying impact</w:t>
-            </w:r>
-          </w:p>
-          <w:p>
-            <w:r>
-              <w:rPr>
-                <w:color w:val="FFFFFF"/>
-                <w:sz w:val="21"/>
-              </w:rPr>
-              <w:t>Failed requests per minute = error rate × request rate; number of tenants above 1 % errors; the enterprise customer's failure share; duration so far; SLA budget burned. Every mitigation gets a timestamp and an observed effect in the timeline.</w:t>
-            </w:r>
-          </w:p>
-        </w:tc>
-      </w:tr>
-    </w:tbl>
-    <w:p/>
+    <w:p>
+      <w:r>
+        <w:rPr>
+          <w:b/>
+        </w:rPr>
+        <w:t xml:space="preserve">Quantifying impact. </w:t>
+      </w:r>
+      <w:r>
+        <w:rPr>
+          <w:i w:val="0"/>
+        </w:rPr>
+        <w:t>Failed requests per minute = error rate × request rate; number of tenants above 1 % errors; the enterprise customer's failure share; duration so far; SLA budget burned. Every mitigation gets a timestamp and an observed effect in the timeline.</w:t>
+      </w:r>
+    </w:p>
     <w:p>
       <w:pPr>
         <w:pStyle w:val="Heading1"/>
@@ -1995,64 +1497,17 @@
       </w:r>
     </w:p>
     <w:p>
-      <w:pPr>
-        <w:keepNext/>
-        <w:jc w:val="center"/>
-      </w:pPr>
-      <w:r>
-        <w:drawing>
-          <wp:inline xmlns:a="http://schemas.openxmlformats.org/drawingml/2006/main" xmlns:pic="http://schemas.openxmlformats.org/drawingml/2006/picture">
-            <wp:extent cx="5760000" cy="2773190"/>
-            <wp:docPr id="4" name="Picture 4"/>
-            <wp:cNvGraphicFramePr>
-              <a:graphicFrameLocks noChangeAspect="1"/>
-            </wp:cNvGraphicFramePr>
-            <a:graphic>
-              <a:graphicData uri="http://schemas.openxmlformats.org/drawingml/2006/picture">
-                <pic:pic>
-                  <pic:nvPicPr>
-                    <pic:cNvPr id="0" name="escalation_decision.png"/>
-                    <pic:cNvPicPr/>
-                  </pic:nvPicPr>
-                  <pic:blipFill>
-                    <a:blip r:embed="rId12"/>
-                    <a:stretch>
-                      <a:fillRect/>
-                    </a:stretch>
-                  </pic:blipFill>
-                  <pic:spPr>
-                    <a:xfrm>
-                      <a:off x="0" y="0"/>
-                      <a:ext cx="5760000" cy="2773190"/>
-                    </a:xfrm>
-                    <a:prstGeom prst="rect"/>
-                  </pic:spPr>
-                </pic:pic>
-              </a:graphicData>
-            </a:graphic>
-          </wp:inline>
-        </w:drawing>
-      </w:r>
-    </w:p>
-    <w:p>
-      <w:pPr>
-        <w:jc w:val="center"/>
-      </w:pPr>
       <w:r>
         <w:rPr>
           <w:b/>
-          <w:color w:val="0F8B8D"/>
-          <w:sz w:val="19"/>
         </w:rPr>
-        <w:t xml:space="preserve">Figure 4. </w:t>
+        <w:t xml:space="preserve">Who and when. </w:t>
       </w:r>
       <w:r>
         <w:rPr>
-          <w:i/>
-          <w:color w:val="5C677D"/>
-          <w:sz w:val="19"/>
+          <w:i w:val="0"/>
         </w:rPr>
-        <w:t>The T+30 decision and what would change it.</w:t>
+        <w:t>The escalation goes to the backend on-call (pool, retries, the query), the database or platform on-call (locks, sessions) and an incident commander for communication: one message first, then a bridge. I would escalate before T+30 if errors went above 10 %, more endpoints or tenants were affected, the SLA was at risk, or a mitigation made things worse.</w:t>
       </w:r>
     </w:p>
     <w:p>
@@ -2436,7 +1891,7 @@
       </w:r>
     </w:p>
     <w:sectPr>
-      <w:footerReference w:type="default" r:id="rId13"/>
+      <w:footerReference w:type="default" r:id="rId9"/>
       <w:pgSz w:w="11906" w:h="16838"/>
       <w:pgMar w:top="1134" w:right="1247" w:bottom="1134" w:left="1247" w:header="720" w:footer="720" w:gutter="0"/>
       <w:cols w:space="720"/>
